--- a/docs/exports/C07/C07_Variogramme.docx
+++ b/docs/exports/C07/C07_Variogramme.docx
@@ -555,7 +555,7 @@
         <w:pStyle w:val="Heading3"/>
       </w:pPr>
       <w:r>
-        <w:t xml:space="preserve">1.1 Exemple de continuité spatiale</w:t>
+        <w:t xml:space="preserve">Exemple de continuité spatiale</w:t>
       </w:r>
     </w:p>
     <w:p>
@@ -1225,7 +1225,7 @@
         <w:pStyle w:val="Heading3"/>
       </w:pPr>
       <w:r>
-        <w:t xml:space="preserve">2.1 Définition du variogramme</w:t>
+        <w:t xml:space="preserve">Définition du variogramme</w:t>
       </w:r>
     </w:p>
     <w:p>
@@ -3125,7 +3125,7 @@
         <w:pStyle w:val="Heading3"/>
       </w:pPr>
       <w:r>
-        <w:t xml:space="preserve">2.2 Variogramme expérimental</w:t>
+        <w:t xml:space="preserve">Variogramme expérimental</w:t>
       </w:r>
     </w:p>
     <w:p>
@@ -3715,7 +3715,7 @@
         <w:pStyle w:val="Heading3"/>
       </w:pPr>
       <w:r>
-        <w:t xml:space="preserve">2.3 Effet de la direction : anisotropie</w:t>
+        <w:t xml:space="preserve">Effet de la direction : anisotropie</w:t>
       </w:r>
     </w:p>
     <w:p>
@@ -4295,7 +4295,7 @@
         <w:pStyle w:val="Heading3"/>
       </w:pPr>
       <w:r>
-        <w:t xml:space="preserve">2.4 Choix des tolérances</w:t>
+        <w:t xml:space="preserve">Choix des tolérances</w:t>
       </w:r>
     </w:p>
     <w:p>
@@ -4527,7 +4527,7 @@
         <w:pStyle w:val="Heading3"/>
       </w:pPr>
       <w:r>
-        <w:t xml:space="preserve">2.5 Nuée variographique</w:t>
+        <w:t xml:space="preserve">Nuée variographique</w:t>
       </w:r>
     </w:p>
     <w:p>
@@ -5399,7 +5399,7 @@
         <w:pStyle w:val="Heading3"/>
       </w:pPr>
       <w:r>
-        <w:t xml:space="preserve">2.6 Exemples numériques simplifiés</w:t>
+        <w:t xml:space="preserve">Exemples numériques simplifiés</w:t>
       </w:r>
     </w:p>
     <w:bookmarkStart w:id="71" w:name="exemple-1d-effet-de-la-distance"/>
@@ -5408,7 +5408,7 @@
         <w:pStyle w:val="Heading4"/>
       </w:pPr>
       <w:r>
-        <w:t xml:space="preserve">2.6.1 Exemple 1D : effet de la distance</w:t>
+        <w:t xml:space="preserve">Exemple 1D : effet de la distance</w:t>
       </w:r>
     </w:p>
     <w:p>
@@ -7166,7 +7166,7 @@
         <w:pStyle w:val="Heading4"/>
       </w:pPr>
       <w:r>
-        <w:t xml:space="preserve">2.6.2 Exemple 2D : effet de l’orientation</w:t>
+        <w:t xml:space="preserve">Exemple 2D : effet de l’orientation</w:t>
       </w:r>
     </w:p>
     <w:p>
@@ -8362,7 +8362,7 @@
         <w:pStyle w:val="Heading3"/>
       </w:pPr>
       <w:r>
-        <w:t xml:space="preserve">3.1 1. Non-négativité</w:t>
+        <w:t xml:space="preserve">1. Non-négativité</w:t>
       </w:r>
     </w:p>
     <w:p>
@@ -8592,7 +8592,7 @@
         <w:pStyle w:val="Heading3"/>
       </w:pPr>
       <w:r>
-        <w:t xml:space="preserve">3.2 2. Valeur à l’origine et effet de pépite</w:t>
+        <w:t xml:space="preserve">2. Valeur à l’origine et effet de pépite</w:t>
       </w:r>
     </w:p>
     <w:p>
@@ -9526,7 +9526,7 @@
         <w:pStyle w:val="Heading3"/>
       </w:pPr>
       <w:r>
-        <w:t xml:space="preserve">3.3 3. Symétrie</w:t>
+        <w:t xml:space="preserve">3. Symétrie</w:t>
       </w:r>
     </w:p>
     <w:p>
@@ -9854,7 +9854,7 @@
         <w:pStyle w:val="Heading3"/>
       </w:pPr>
       <w:r>
-        <w:t xml:space="preserve">3.4 4. Condition d’admissibilité</w:t>
+        <w:t xml:space="preserve">4. Condition d’admissibilité</w:t>
       </w:r>
     </w:p>
     <w:p>
@@ -10248,7 +10248,7 @@
         <w:pStyle w:val="Heading3"/>
       </w:pPr>
       <w:r>
-        <w:t xml:space="preserve">3.5 5. Évolution avec la distance</w:t>
+        <w:t xml:space="preserve">5. Évolution avec la distance</w:t>
       </w:r>
     </w:p>
     <w:p>
@@ -10383,7 +10383,7 @@
         <w:pStyle w:val="Heading3"/>
       </w:pPr>
       <w:r>
-        <w:t xml:space="preserve">3.6 6. Relation avec la covariance et la corrélation</w:t>
+        <w:t xml:space="preserve">6. Relation avec la covariance et la corrélation</w:t>
       </w:r>
     </w:p>
     <w:p>
@@ -11851,7 +11851,7 @@
         <w:pStyle w:val="Heading3"/>
       </w:pPr>
       <w:r>
-        <w:t xml:space="preserve">4.1 Paramètres du variogramme</w:t>
+        <w:t xml:space="preserve">Paramètres du variogramme</w:t>
       </w:r>
     </w:p>
     <w:p>
@@ -12450,7 +12450,7 @@
         <w:pStyle w:val="Heading3"/>
       </w:pPr>
       <w:r>
-        <w:t xml:space="preserve">4.2 Conditions d’admissibilité des modèles</w:t>
+        <w:t xml:space="preserve">Conditions d’admissibilité des modèles</w:t>
       </w:r>
     </w:p>
     <w:p>
@@ -12467,7 +12467,7 @@
         <w:pStyle w:val="Heading4"/>
       </w:pPr>
       <w:r>
-        <w:t xml:space="preserve">4.2.1 Admissibilité d’une covariance</w:t>
+        <w:t xml:space="preserve">Admissibilité d’une covariance</w:t>
       </w:r>
     </w:p>
     <w:p>
@@ -12823,7 +12823,7 @@
         <w:pStyle w:val="Heading4"/>
       </w:pPr>
       <w:r>
-        <w:t xml:space="preserve">4.2.2 Admissibilité d’un variogramme</w:t>
+        <w:t xml:space="preserve">Admissibilité d’un variogramme</w:t>
       </w:r>
     </w:p>
     <w:p>
@@ -13294,7 +13294,7 @@
         <w:pStyle w:val="Heading3"/>
       </w:pPr>
       <w:r>
-        <w:t xml:space="preserve">4.3 Modèles classiques de variogramme</w:t>
+        <w:t xml:space="preserve">Modèles classiques de variogramme</w:t>
       </w:r>
     </w:p>
     <w:p>
@@ -13443,7 +13443,7 @@
         <w:pStyle w:val="Heading4"/>
       </w:pPr>
       <w:r>
-        <w:t xml:space="preserve">4.3.1 Effet de pépite pur</w:t>
+        <w:t xml:space="preserve">Effet de pépite pur</w:t>
       </w:r>
     </w:p>
     <w:p>
@@ -13965,7 +13965,7 @@
         <w:pStyle w:val="Heading4"/>
       </w:pPr>
       <w:r>
-        <w:t xml:space="preserve">4.3.2 Modèle sphérique</w:t>
+        <w:t xml:space="preserve">Modèle sphérique</w:t>
       </w:r>
     </w:p>
     <w:p>
@@ -14538,7 +14538,7 @@
         <w:pStyle w:val="Heading4"/>
       </w:pPr>
       <w:r>
-        <w:t xml:space="preserve">4.3.3 Modèle exponentiel</w:t>
+        <w:t xml:space="preserve">Modèle exponentiel</w:t>
       </w:r>
     </w:p>
     <w:p>
@@ -15274,7 +15274,7 @@
         <w:pStyle w:val="Heading4"/>
       </w:pPr>
       <w:r>
-        <w:t xml:space="preserve">4.3.4 Modèle gaussien</w:t>
+        <w:t xml:space="preserve">Modèle gaussien</w:t>
       </w:r>
     </w:p>
     <w:p>
@@ -15806,7 +15806,7 @@
         <w:pStyle w:val="Heading4"/>
       </w:pPr>
       <w:r>
-        <w:t xml:space="preserve">4.3.5 Modèle de puissance</w:t>
+        <w:t xml:space="preserve">Modèle de puissance</w:t>
       </w:r>
     </w:p>
     <w:p>
@@ -16036,7 +16036,7 @@
         <w:pStyle w:val="Heading4"/>
       </w:pPr>
       <w:r>
-        <w:t xml:space="preserve">4.3.6 Modèle à effet de trou</w:t>
+        <w:t xml:space="preserve">Modèle à effet de trou</w:t>
       </w:r>
     </w:p>
     <w:p>
@@ -16768,7 +16768,7 @@
         <w:pStyle w:val="Heading3"/>
       </w:pPr>
       <w:r>
-        <w:t xml:space="preserve">4.4 Anisotropie</w:t>
+        <w:t xml:space="preserve">Anisotropie</w:t>
       </w:r>
     </w:p>
     <w:p>
@@ -16883,7 +16883,7 @@
         <w:pStyle w:val="Heading4"/>
       </w:pPr>
       <w:r>
-        <w:t xml:space="preserve">4.4.1 Anisotropie géométrique</w:t>
+        <w:t xml:space="preserve">Anisotropie géométrique</w:t>
       </w:r>
     </w:p>
     <w:p>
@@ -17791,7 +17791,7 @@
         <w:pStyle w:val="Heading4"/>
       </w:pPr>
       <w:r>
-        <w:t xml:space="preserve">4.4.2 Exemple d’anisotropie géométrique</w:t>
+        <w:t xml:space="preserve">Exemple d’anisotropie géométrique</w:t>
       </w:r>
     </w:p>
     <w:p>
@@ -20033,7 +20033,7 @@
         <w:pStyle w:val="Heading4"/>
       </w:pPr>
       <w:r>
-        <w:t xml:space="preserve">4.4.3 Détection de l’anisotropie géométrique</w:t>
+        <w:t xml:space="preserve">Détection de l’anisotropie géométrique</w:t>
       </w:r>
     </w:p>
     <w:p>
@@ -20335,7 +20335,7 @@
         <w:pStyle w:val="Heading4"/>
       </w:pPr>
       <w:r>
-        <w:t xml:space="preserve">4.4.4 Anisotropie zonale</w:t>
+        <w:t xml:space="preserve">Anisotropie zonale</w:t>
       </w:r>
     </w:p>
     <w:p>
@@ -20668,7 +20668,7 @@
         <w:pStyle w:val="Heading4"/>
       </w:pPr>
       <w:r>
-        <w:t xml:space="preserve">4.4.5 Cas tridimensionnel</w:t>
+        <w:t xml:space="preserve">Cas tridimensionnel</w:t>
       </w:r>
     </w:p>
     <w:p>
@@ -20999,7 +20999,7 @@
         <w:pStyle w:val="Heading3"/>
       </w:pPr>
       <w:r>
-        <w:t xml:space="preserve">5.1 Deux étapes distinctes</w:t>
+        <w:t xml:space="preserve">Deux étapes distinctes</w:t>
       </w:r>
     </w:p>
     <w:p>
@@ -21253,7 +21253,7 @@
         <w:pStyle w:val="Heading3"/>
       </w:pPr>
       <w:r>
-        <w:t xml:space="preserve">5.2 Estimateurs robustes de la structure spatiale</w:t>
+        <w:t xml:space="preserve">Estimateurs robustes de la structure spatiale</w:t>
       </w:r>
     </w:p>
     <w:p>
@@ -21519,7 +21519,7 @@
         <w:pStyle w:val="Heading4"/>
       </w:pPr>
       <w:r>
-        <w:t xml:space="preserve">5.2.1 Estimateur de Cressie–Hawkins</w:t>
+        <w:t xml:space="preserve">Estimateur de Cressie–Hawkins</w:t>
       </w:r>
     </w:p>
     <w:p>
@@ -21911,7 +21911,7 @@
         <w:pStyle w:val="Heading4"/>
       </w:pPr>
       <w:r>
-        <w:t xml:space="preserve">5.2.2 Madogramme</w:t>
+        <w:t xml:space="preserve">Madogramme</w:t>
       </w:r>
     </w:p>
     <w:p>
@@ -22327,7 +22327,7 @@
         <w:pStyle w:val="Heading3"/>
       </w:pPr>
       <w:r>
-        <w:t xml:space="preserve">5.3 Méthodes automatiques d’ajustement</w:t>
+        <w:t xml:space="preserve">Méthodes automatiques d’ajustement</w:t>
       </w:r>
     </w:p>
     <w:bookmarkStart w:id="167" w:name="moindres-carrés"/>
@@ -22336,7 +22336,7 @@
         <w:pStyle w:val="Heading4"/>
       </w:pPr>
       <w:r>
-        <w:t xml:space="preserve">5.3.1 1. Moindres carrés</w:t>
+        <w:t xml:space="preserve">1. Moindres carrés</w:t>
       </w:r>
     </w:p>
     <w:p>
@@ -23529,7 +23529,7 @@
         <w:pStyle w:val="Heading4"/>
       </w:pPr>
       <w:r>
-        <w:t xml:space="preserve">5.3.2 2. Maximum de vraisemblance</w:t>
+        <w:t xml:space="preserve">2. Maximum de vraisemblance</w:t>
       </w:r>
     </w:p>
     <w:p>
@@ -24133,7 +24133,7 @@
         <w:pStyle w:val="Heading4"/>
       </w:pPr>
       <w:r>
-        <w:t xml:space="preserve">5.3.3 3. Validation croisée</w:t>
+        <w:t xml:space="preserve">3. Validation croisée</w:t>
       </w:r>
     </w:p>
     <w:p>
@@ -25070,7 +25070,7 @@
         <w:pStyle w:val="Heading3"/>
       </w:pPr>
       <w:r>
-        <w:t xml:space="preserve">5.4 Démarche recommandée</w:t>
+        <w:t xml:space="preserve">Démarche recommandée</w:t>
       </w:r>
     </w:p>
     <w:p>
@@ -25963,7 +25963,7 @@
         <w:pStyle w:val="Heading3"/>
       </w:pPr>
       <w:r>
-        <w:t xml:space="preserve">6.1 Exemple à deux structures</w:t>
+        <w:t xml:space="preserve">Exemple à deux structures</w:t>
       </w:r>
     </w:p>
     <w:p>
@@ -26793,7 +26793,7 @@
         <w:pStyle w:val="Heading3"/>
       </w:pPr>
       <w:r>
-        <w:t xml:space="preserve">6.2 Interprétation et ajustement</w:t>
+        <w:t xml:space="preserve">Interprétation et ajustement</w:t>
       </w:r>
     </w:p>
     <w:p>
@@ -27027,7 +27027,7 @@
         <w:pStyle w:val="Heading3"/>
       </w:pPr>
       <w:r>
-        <w:t xml:space="preserve">7.1 Fiabilité des points expérimentaux</w:t>
+        <w:t xml:space="preserve">Fiabilité des points expérimentaux</w:t>
       </w:r>
     </w:p>
     <w:p>
@@ -27214,7 +27214,7 @@
         <w:pStyle w:val="Heading3"/>
       </w:pPr>
       <w:r>
-        <w:t xml:space="preserve">7.2 Analyse directionnelle en 2D</w:t>
+        <w:t xml:space="preserve">Analyse directionnelle en 2D</w:t>
       </w:r>
     </w:p>
     <w:p>
@@ -27410,7 +27410,7 @@
         <w:pStyle w:val="Heading3"/>
       </w:pPr>
       <w:r>
-        <w:t xml:space="preserve">7.3 Classes de distance et tolérances</w:t>
+        <w:t xml:space="preserve">Classes de distance et tolérances</w:t>
       </w:r>
     </w:p>
     <w:p>
@@ -27618,7 +27618,7 @@
         <w:pStyle w:val="Heading3"/>
       </w:pPr>
       <w:r>
-        <w:t xml:space="preserve">7.4 Données 3D et simplification en 2D</w:t>
+        <w:t xml:space="preserve">Données 3D et simplification en 2D</w:t>
       </w:r>
     </w:p>
     <w:p>
@@ -28205,7 +28205,7 @@
         <w:pStyle w:val="Heading3"/>
       </w:pPr>
       <w:r>
-        <w:t xml:space="preserve">8.1 Données extrêmes</w:t>
+        <w:t xml:space="preserve">Données extrêmes</w:t>
       </w:r>
     </w:p>
     <w:p>
@@ -28455,7 +28455,7 @@
         <w:pStyle w:val="Heading3"/>
       </w:pPr>
       <w:r>
-        <w:t xml:space="preserve">8.2 Erreurs de localisation</w:t>
+        <w:t xml:space="preserve">Erreurs de localisation</w:t>
       </w:r>
     </w:p>
     <w:p>
@@ -28653,7 +28653,7 @@
         <w:pStyle w:val="Heading3"/>
       </w:pPr>
       <w:r>
-        <w:t xml:space="preserve">8.3 Échantillonnage non uniforme</w:t>
+        <w:t xml:space="preserve">Échantillonnage non uniforme</w:t>
       </w:r>
     </w:p>
     <w:p>
@@ -28883,7 +28883,7 @@
         <w:pStyle w:val="Heading3"/>
       </w:pPr>
       <w:r>
-        <w:t xml:space="preserve">8.4 Mélange de domaines géologiques</w:t>
+        <w:t xml:space="preserve">Mélange de domaines géologiques</w:t>
       </w:r>
     </w:p>
     <w:p>
@@ -29081,7 +29081,7 @@
         <w:pStyle w:val="Heading3"/>
       </w:pPr>
       <w:r>
-        <w:t xml:space="preserve">8.5 Échantillonnage préférentiel</w:t>
+        <w:t xml:space="preserve">Échantillonnage préférentiel</w:t>
       </w:r>
     </w:p>
     <w:p>
@@ -29287,7 +29287,7 @@
         <w:pStyle w:val="Heading3"/>
       </w:pPr>
       <w:r>
-        <w:t xml:space="preserve">8.6 Coordonnées géologiques</w:t>
+        <w:t xml:space="preserve">Coordonnées géologiques</w:t>
       </w:r>
     </w:p>
     <w:p>
@@ -29617,7 +29617,7 @@
         <w:pStyle w:val="Heading3"/>
       </w:pPr>
       <w:r>
-        <w:t xml:space="preserve">8.7 Effet proportionnel</w:t>
+        <w:t xml:space="preserve">Effet proportionnel</w:t>
       </w:r>
     </w:p>
     <w:p>
@@ -29873,7 +29873,7 @@
         <w:pStyle w:val="Heading3"/>
       </w:pPr>
       <w:r>
-        <w:t xml:space="preserve">8.8 Normalisation relative</w:t>
+        <w:t xml:space="preserve">Normalisation relative</w:t>
       </w:r>
     </w:p>
     <w:p>
@@ -30391,7 +30391,7 @@
         <w:pStyle w:val="Heading3"/>
       </w:pPr>
       <w:r>
-        <w:t xml:space="preserve">8.9 Interprétation</w:t>
+        <w:t xml:space="preserve">Interprétation</w:t>
       </w:r>
     </w:p>
     <w:p>
